--- a/outputs/resume_full_stack_engineer_nexus_systems_5.docx
+++ b/outputs/resume_full_stack_engineer_nexus_systems_5.docx
@@ -28,7 +28,7 @@
           <w:sz w:val="22"/>
           <w:szCs w:val="22"/>
         </w:rPr>
-        <w:t xml:space="preserve">San Francisco, CA  •  alex.morgan@email.com  •  (415) 555-0182  •  github.com/alexmorgan  •  linkedin.com/in/alexmorgan</w:t>
+        <w:t xml:space="preserve">San Francisco, CA • alex.morgan@email.com • (415) 555-0182 • github.com/alexmorgan • linkedin.com/in/alexmorgan</w:t>
       </w:r>
     </w:p>
     <w:p>
@@ -45,24 +45,24 @@
         <w:spacing w:before="240" w:after="80"/>
       </w:pPr>
       <w:r>
-        <w:t xml:space="preserve">SUMMARY</w:t>
-      </w:r>
-    </w:p>
-    <w:p>
-      <w:pPr>
-        <w:spacing w:after="80"/>
-      </w:pPr>
-    </w:p>
-    <w:p>
-      <w:pPr>
-        <w:spacing w:after="60"/>
-      </w:pPr>
-      <w:r>
-        <w:rPr>
-          <w:sz w:val="22"/>
-          <w:szCs w:val="22"/>
-        </w:rPr>
-        <w:t xml:space="preserve">Proactive Full Stack Engineer passionate about delivering impactful solutions end-to-end, from robust database schema design to pixel-perfect UI implementation. Adept at rapid development in fast-paced environments, combining strong backend API development with modern frontend frameworks to build scalable web applications.</w:t>
+        <w:t xml:space="preserve">PROFESSIONAL SUMMARY</w:t>
+      </w:r>
+    </w:p>
+    <w:p>
+      <w:pPr>
+        <w:spacing w:after="80"/>
+      </w:pPr>
+    </w:p>
+    <w:p>
+      <w:pPr>
+        <w:spacing w:after="60"/>
+      </w:pPr>
+      <w:r>
+        <w:rPr>
+          <w:sz w:val="22"/>
+          <w:szCs w:val="22"/>
+        </w:rPr>
+        <w:t xml:space="preserve">Full Stack Engineer candidate with a strong foundation in end-to-end feature development, eager to contribute to Nexus Systems' fast-paced environment. Proven ability to translate designs into pixel-perfect UIs and design robust database schemas, leveraging expertise in Python, JavaScript, and modern cloud technologies.</w:t>
       </w:r>
     </w:p>
     <w:p>
@@ -96,67 +96,135 @@
           <w:sz w:val="22"/>
           <w:szCs w:val="22"/>
         </w:rPr>
-        <w:t xml:space="preserve">Core Languages: Python, JavaScript, TypeScript</w:t>
-      </w:r>
-    </w:p>
-    <w:p>
-      <w:pPr>
-        <w:spacing w:after="60"/>
-      </w:pPr>
-      <w:r>
-        <w:rPr>
-          <w:sz w:val="22"/>
-          <w:szCs w:val="22"/>
-        </w:rPr>
-        <w:t xml:space="preserve">Frontend: React</w:t>
-      </w:r>
-    </w:p>
-    <w:p>
-      <w:pPr>
-        <w:spacing w:after="60"/>
-      </w:pPr>
-      <w:r>
-        <w:rPr>
-          <w:sz w:val="22"/>
-          <w:szCs w:val="22"/>
-        </w:rPr>
-        <w:t xml:space="preserve">Backend: Node.js, FastAPI, Django, Express</w:t>
-      </w:r>
-    </w:p>
-    <w:p>
-      <w:pPr>
-        <w:spacing w:after="60"/>
-      </w:pPr>
-      <w:r>
-        <w:rPr>
-          <w:sz w:val="22"/>
-          <w:szCs w:val="22"/>
-        </w:rPr>
-        <w:t xml:space="preserve">Databases: PostgreSQL, MySQL, SQL</w:t>
-      </w:r>
-    </w:p>
-    <w:p>
-      <w:pPr>
-        <w:spacing w:after="60"/>
-      </w:pPr>
-      <w:r>
-        <w:rPr>
-          <w:sz w:val="22"/>
-          <w:szCs w:val="22"/>
-        </w:rPr>
-        <w:t xml:space="preserve">Cloud &amp; DevOps: AWS (EC2, S3, Lambda), Docker, GitHub Actions, Git</w:t>
-      </w:r>
-    </w:p>
-    <w:p>
-      <w:pPr>
-        <w:spacing w:after="60"/>
-      </w:pPr>
-      <w:r>
-        <w:rPr>
-          <w:sz w:val="22"/>
-          <w:szCs w:val="22"/>
-        </w:rPr>
-        <w:t xml:space="preserve">Tools &amp; Methodologies: Jira, VS Code, Linux, Unit Testing (pytest, Jest)</w:t>
+        <w:t xml:space="preserve">Frontend</w:t>
+      </w:r>
+    </w:p>
+    <w:p>
+      <w:pPr>
+        <w:spacing w:after="60"/>
+      </w:pPr>
+      <w:r>
+        <w:rPr>
+          <w:sz w:val="22"/>
+          <w:szCs w:val="22"/>
+        </w:rPr>
+        <w:t xml:space="preserve">React, JavaScript, TypeScript, HTML/CSS, Figma</w:t>
+      </w:r>
+    </w:p>
+    <w:p>
+      <w:pPr>
+        <w:spacing w:after="80"/>
+      </w:pPr>
+    </w:p>
+    <w:p>
+      <w:pPr>
+        <w:spacing w:after="60"/>
+      </w:pPr>
+      <w:r>
+        <w:rPr>
+          <w:sz w:val="22"/>
+          <w:szCs w:val="22"/>
+        </w:rPr>
+        <w:t xml:space="preserve">Backend</w:t>
+      </w:r>
+    </w:p>
+    <w:p>
+      <w:pPr>
+        <w:spacing w:after="60"/>
+      </w:pPr>
+      <w:r>
+        <w:rPr>
+          <w:sz w:val="22"/>
+          <w:szCs w:val="22"/>
+        </w:rPr>
+        <w:t xml:space="preserve">Python, Node.js, FastAPI, Django, Express, RESTful APIs</w:t>
+      </w:r>
+    </w:p>
+    <w:p>
+      <w:pPr>
+        <w:spacing w:after="80"/>
+      </w:pPr>
+    </w:p>
+    <w:p>
+      <w:pPr>
+        <w:spacing w:after="60"/>
+      </w:pPr>
+      <w:r>
+        <w:rPr>
+          <w:sz w:val="22"/>
+          <w:szCs w:val="22"/>
+        </w:rPr>
+        <w:t xml:space="preserve">Databases</w:t>
+      </w:r>
+    </w:p>
+    <w:p>
+      <w:pPr>
+        <w:spacing w:after="60"/>
+      </w:pPr>
+      <w:r>
+        <w:rPr>
+          <w:sz w:val="22"/>
+          <w:szCs w:val="22"/>
+        </w:rPr>
+        <w:t xml:space="preserve">PostgreSQL, MySQL, MongoDB, Redis, SQL</w:t>
+      </w:r>
+    </w:p>
+    <w:p>
+      <w:pPr>
+        <w:spacing w:after="80"/>
+      </w:pPr>
+    </w:p>
+    <w:p>
+      <w:pPr>
+        <w:spacing w:after="60"/>
+      </w:pPr>
+      <w:r>
+        <w:rPr>
+          <w:sz w:val="22"/>
+          <w:szCs w:val="22"/>
+        </w:rPr>
+        <w:t xml:space="preserve">Cloud &amp; DevOps</w:t>
+      </w:r>
+    </w:p>
+    <w:p>
+      <w:pPr>
+        <w:spacing w:after="60"/>
+      </w:pPr>
+      <w:r>
+        <w:rPr>
+          <w:sz w:val="22"/>
+          <w:szCs w:val="22"/>
+        </w:rPr>
+        <w:t xml:space="preserve">AWS (EC2, S3, Lambda), Docker, GitHub Actions, CI/CD, Git, Terraform (beginner)</w:t>
+      </w:r>
+    </w:p>
+    <w:p>
+      <w:pPr>
+        <w:spacing w:after="80"/>
+      </w:pPr>
+    </w:p>
+    <w:p>
+      <w:pPr>
+        <w:spacing w:after="60"/>
+      </w:pPr>
+      <w:r>
+        <w:rPr>
+          <w:sz w:val="22"/>
+          <w:szCs w:val="22"/>
+        </w:rPr>
+        <w:t xml:space="preserve">Tools &amp; Methodologies</w:t>
+      </w:r>
+    </w:p>
+    <w:p>
+      <w:pPr>
+        <w:spacing w:after="60"/>
+      </w:pPr>
+      <w:r>
+        <w:rPr>
+          <w:sz w:val="22"/>
+          <w:szCs w:val="22"/>
+        </w:rPr>
+        <w:t xml:space="preserve">Jira, Agile Development, Linux, VS Code, System Design, WebSockets</w:t>
       </w:r>
     </w:p>
     <w:p>
@@ -190,120 +258,132 @@
           <w:sz w:val="22"/>
           <w:szCs w:val="22"/>
         </w:rPr>
-        <w:t xml:space="preserve">Software Engineering Intern  |  DataBridge Inc.</w:t>
-      </w:r>
-    </w:p>
-    <w:p>
-      <w:pPr>
-        <w:spacing w:after="60"/>
-      </w:pPr>
-      <w:r>
-        <w:rPr>
-          <w:sz w:val="22"/>
-          <w:szCs w:val="22"/>
-        </w:rPr>
-        <w:t xml:space="preserve">June 2023 – August 2023  |  Remote</w:t>
-      </w:r>
-    </w:p>
-    <w:p>
-      <w:pPr>
-        <w:spacing w:after="60"/>
-      </w:pPr>
-      <w:r>
-        <w:rPr>
-          <w:sz w:val="22"/>
-          <w:szCs w:val="22"/>
-        </w:rPr>
-        <w:t xml:space="preserve">*   Took ownership of designing and implementing a FastAPI microservice for data ingestion and normalization from 3 third-party APIs, significantly reducing manual processing time by 60%.</w:t>
-      </w:r>
-    </w:p>
-    <w:p>
-      <w:pPr>
-        <w:spacing w:after="60"/>
-      </w:pPr>
-      <w:r>
-        <w:rPr>
-          <w:sz w:val="22"/>
-          <w:szCs w:val="22"/>
-        </w:rPr>
-        <w:t xml:space="preserve">*   Developed pixel-perfect React dashboard components, integrating real-time chart updates via WebSockets to enhance user experience.</w:t>
-      </w:r>
-    </w:p>
-    <w:p>
-      <w:pPr>
-        <w:spacing w:after="60"/>
-      </w:pPr>
-      <w:r>
-        <w:rPr>
-          <w:sz w:val="22"/>
-          <w:szCs w:val="22"/>
-        </w:rPr>
-        <w:t xml:space="preserve">*   Ensured high code quality and reliability by writing comprehensive unit and integration tests, achieving 85% code coverage with pytest and Jest.</w:t>
-      </w:r>
-    </w:p>
-    <w:p>
-      <w:pPr>
-        <w:spacing w:after="60"/>
-      </w:pPr>
-      <w:r>
-        <w:rPr>
-          <w:sz w:val="22"/>
-          <w:szCs w:val="22"/>
-        </w:rPr>
-        <w:t xml:space="preserve">*   Thrived in an agile, fast-paced team environment, collaborating cross-functionally in bi-weekly sprints and daily standups to deliver features efficiently.</w:t>
-      </w:r>
-    </w:p>
-    <w:p>
-      <w:pPr>
-        <w:spacing w:after="80"/>
-      </w:pPr>
-    </w:p>
-    <w:p>
-      <w:pPr>
-        <w:spacing w:after="60"/>
-      </w:pPr>
-      <w:r>
-        <w:rPr>
-          <w:sz w:val="22"/>
-          <w:szCs w:val="22"/>
-        </w:rPr>
-        <w:t xml:space="preserve">Undergraduate Research Assistant  |  UC Berkeley NLP Lab</w:t>
-      </w:r>
-    </w:p>
-    <w:p>
-      <w:pPr>
-        <w:spacing w:after="60"/>
-      </w:pPr>
-      <w:r>
-        <w:rPr>
-          <w:sz w:val="22"/>
-          <w:szCs w:val="22"/>
-        </w:rPr>
-        <w:t xml:space="preserve">January 2023 – May 2023  |  Berkeley, CA</w:t>
-      </w:r>
-    </w:p>
-    <w:p>
-      <w:pPr>
-        <w:spacing w:after="60"/>
-      </w:pPr>
-      <w:r>
-        <w:rPr>
-          <w:sz w:val="22"/>
-          <w:szCs w:val="22"/>
-        </w:rPr>
-        <w:t xml:space="preserve">*   Automated complex data preprocessing pipelines using pandas and spaCy, significantly cutting data preparation time from 6 hours to under 30 minutes.</w:t>
-      </w:r>
-    </w:p>
-    <w:p>
-      <w:pPr>
-        <w:spacing w:after="60"/>
-      </w:pPr>
-      <w:r>
-        <w:rPr>
-          <w:sz w:val="22"/>
-          <w:szCs w:val="22"/>
-        </w:rPr>
-        <w:t xml:space="preserve">*   Presented technical findings and project progress to groups of researchers, demonstrating effective communication of complex information.</w:t>
+        <w:t xml:space="preserve">Software Engineering Intern | DataBridge Inc.</w:t>
+      </w:r>
+    </w:p>
+    <w:p>
+      <w:pPr>
+        <w:spacing w:after="60"/>
+      </w:pPr>
+      <w:r>
+        <w:rPr>
+          <w:sz w:val="22"/>
+          <w:szCs w:val="22"/>
+        </w:rPr>
+        <w:t xml:space="preserve">June 2023 – August 2023 | Remote</w:t>
+      </w:r>
+    </w:p>
+    <w:p>
+      <w:pPr>
+        <w:spacing w:after="60"/>
+      </w:pPr>
+      <w:r>
+        <w:rPr>
+          <w:sz w:val="22"/>
+          <w:szCs w:val="22"/>
+        </w:rPr>
+        <w:t xml:space="preserve">Developed and owned a critical FastAPI microservice to ingest and normalize customer data from 3 third-party APIs, significantly reducing manual data processing by 60%.</w:t>
+      </w:r>
+    </w:p>
+    <w:p>
+      <w:pPr>
+        <w:spacing w:after="60"/>
+      </w:pPr>
+      <w:r>
+        <w:rPr>
+          <w:sz w:val="22"/>
+          <w:szCs w:val="22"/>
+        </w:rPr>
+        <w:t xml:space="preserve">Engineered pixel-perfect React dashboard components with real-time chart updates using WebSockets, enhancing user experience and data visualization.</w:t>
+      </w:r>
+    </w:p>
+    <w:p>
+      <w:pPr>
+        <w:spacing w:after="60"/>
+      </w:pPr>
+      <w:r>
+        <w:rPr>
+          <w:sz w:val="22"/>
+          <w:szCs w:val="22"/>
+        </w:rPr>
+        <w:t xml:space="preserve">Ensured code quality and reliability by implementing comprehensive unit and integration tests, achieving 85% code coverage using pytest and Jest.</w:t>
+      </w:r>
+    </w:p>
+    <w:p>
+      <w:pPr>
+        <w:spacing w:after="60"/>
+      </w:pPr>
+      <w:r>
+        <w:rPr>
+          <w:sz w:val="22"/>
+          <w:szCs w:val="22"/>
+        </w:rPr>
+        <w:t xml:space="preserve">Actively collaborated within a fast-paced, cross-functional team of 8, participating in daily standups and bi-weekly sprints using Jira to deliver features efficiently.</w:t>
+      </w:r>
+    </w:p>
+    <w:p>
+      <w:pPr>
+        <w:spacing w:after="80"/>
+      </w:pPr>
+    </w:p>
+    <w:p>
+      <w:pPr>
+        <w:spacing w:after="60"/>
+      </w:pPr>
+      <w:r>
+        <w:rPr>
+          <w:sz w:val="22"/>
+          <w:szCs w:val="22"/>
+        </w:rPr>
+        <w:t xml:space="preserve">Undergraduate Research Assistant | UC Berkeley NLP Lab</w:t>
+      </w:r>
+    </w:p>
+    <w:p>
+      <w:pPr>
+        <w:spacing w:after="60"/>
+      </w:pPr>
+      <w:r>
+        <w:rPr>
+          <w:sz w:val="22"/>
+          <w:szCs w:val="22"/>
+        </w:rPr>
+        <w:t xml:space="preserve">January 2023 – May 2023 | Berkeley, CA</w:t>
+      </w:r>
+    </w:p>
+    <w:p>
+      <w:pPr>
+        <w:spacing w:after="60"/>
+      </w:pPr>
+      <w:r>
+        <w:rPr>
+          <w:sz w:val="22"/>
+          <w:szCs w:val="22"/>
+        </w:rPr>
+        <w:t xml:space="preserve">Designed and implemented an optimized BERT-based text classification model on a custom dataset of 50K samples, achieving 91% accuracy.</w:t>
+      </w:r>
+    </w:p>
+    <w:p>
+      <w:pPr>
+        <w:spacing w:after="60"/>
+      </w:pPr>
+      <w:r>
+        <w:rPr>
+          <w:sz w:val="22"/>
+          <w:szCs w:val="22"/>
+        </w:rPr>
+        <w:t xml:space="preserve">Developed an automated data preprocessing pipeline using pandas and spaCy, significantly cutting preparation time from 6 hours to under 30 minutes.</w:t>
+      </w:r>
+    </w:p>
+    <w:p>
+      <w:pPr>
+        <w:spacing w:after="60"/>
+      </w:pPr>
+      <w:r>
+        <w:rPr>
+          <w:sz w:val="22"/>
+          <w:szCs w:val="22"/>
+        </w:rPr>
+        <w:t xml:space="preserve">Communicated complex technical findings and contributed to research documentation, presenting to a group of 15 researchers.</w:t>
       </w:r>
     </w:p>
     <w:p>
@@ -337,72 +417,96 @@
           <w:sz w:val="22"/>
           <w:szCs w:val="22"/>
         </w:rPr>
-        <w:t xml:space="preserve">JobTracker — Full Stack Web App  github.com/alexmorgan/jobtracker</w:t>
-      </w:r>
-    </w:p>
-    <w:p>
-      <w:pPr>
-        <w:spacing w:after="60"/>
-      </w:pPr>
-      <w:r>
-        <w:rPr>
-          <w:sz w:val="22"/>
-          <w:szCs w:val="22"/>
-        </w:rPr>
-        <w:t xml:space="preserve">*   Designed and developed JobTracker, a full-stack web application, taking end-to-end ownership from database schema (PostgreSQL) to responsive UI (React, Node.js/Express).</w:t>
-      </w:r>
-    </w:p>
-    <w:p>
-      <w:pPr>
-        <w:spacing w:after="60"/>
-      </w:pPr>
-      <w:r>
-        <w:rPr>
-          <w:sz w:val="22"/>
-          <w:szCs w:val="22"/>
-        </w:rPr>
-        <w:t xml:space="preserve">*   Integrated robust JWT-based authentication and role-based access control to ensure secure user interactions.</w:t>
-      </w:r>
-    </w:p>
-    <w:p>
-      <w:pPr>
-        <w:spacing w:after="60"/>
-      </w:pPr>
-      <w:r>
-        <w:rPr>
-          <w:sz w:val="22"/>
-          <w:szCs w:val="22"/>
-        </w:rPr>
-        <w:t xml:space="preserve">*   Managed full deployment lifecycle on AWS EC2 with Nginx, implementing CI/CD pipelines via GitHub Actions for automated, reliable releases.</w:t>
-      </w:r>
-    </w:p>
-    <w:p>
-      <w:pPr>
-        <w:spacing w:after="80"/>
-      </w:pPr>
-    </w:p>
-    <w:p>
-      <w:pPr>
-        <w:spacing w:after="60"/>
-      </w:pPr>
-      <w:r>
-        <w:rPr>
-          <w:sz w:val="22"/>
-          <w:szCs w:val="22"/>
-        </w:rPr>
-        <w:t xml:space="preserve">SentimentLens — ML Pipeline  github.com/alexmorgan/sentimentlens</w:t>
-      </w:r>
-    </w:p>
-    <w:p>
-      <w:pPr>
-        <w:spacing w:after="60"/>
-      </w:pPr>
-      <w:r>
-        <w:rPr>
-          <w:sz w:val="22"/>
-          <w:szCs w:val="22"/>
-        </w:rPr>
-        <w:t xml:space="preserve">*   Developed and deployed a sentiment analysis model, exposing real-time inference through a scalable FastAPI endpoint, containerized with Docker for efficient deployment.</w:t>
+        <w:t xml:space="preserve">JobTracker — Full Stack Web App github.com/alexmorgan/jobtracker</w:t>
+      </w:r>
+    </w:p>
+    <w:p>
+      <w:pPr>
+        <w:spacing w:after="60"/>
+      </w:pPr>
+      <w:r>
+        <w:rPr>
+          <w:sz w:val="22"/>
+          <w:szCs w:val="22"/>
+        </w:rPr>
+        <w:t xml:space="preserve">Architected and developed a full-stack job application tracker, demonstrating end-to-end feature ownership with React, Node.js/Express, and PostgreSQL.</w:t>
+      </w:r>
+    </w:p>
+    <w:p>
+      <w:pPr>
+        <w:spacing w:after="60"/>
+      </w:pPr>
+      <w:r>
+        <w:rPr>
+          <w:sz w:val="22"/>
+          <w:szCs w:val="22"/>
+        </w:rPr>
+        <w:t xml:space="preserve">Engineered secure JWT-based authentication and robust role-based access control mechanisms.</w:t>
+      </w:r>
+    </w:p>
+    <w:p>
+      <w:pPr>
+        <w:spacing w:after="60"/>
+      </w:pPr>
+      <w:r>
+        <w:rPr>
+          <w:sz w:val="22"/>
+          <w:szCs w:val="22"/>
+        </w:rPr>
+        <w:t xml:space="preserve">Managed deployment on AWS EC2, configured Nginx for reverse proxy, and streamlined CI/CD with automated deployments via GitHub Actions.</w:t>
+      </w:r>
+    </w:p>
+    <w:p>
+      <w:pPr>
+        <w:spacing w:after="80"/>
+      </w:pPr>
+    </w:p>
+    <w:p>
+      <w:pPr>
+        <w:spacing w:after="60"/>
+      </w:pPr>
+      <w:r>
+        <w:rPr>
+          <w:sz w:val="22"/>
+          <w:szCs w:val="22"/>
+        </w:rPr>
+        <w:t xml:space="preserve">SentimentLens — ML Pipeline github.com/alexmorgan/sentimentlens</w:t>
+      </w:r>
+    </w:p>
+    <w:p>
+      <w:pPr>
+        <w:spacing w:after="60"/>
+      </w:pPr>
+      <w:r>
+        <w:rPr>
+          <w:sz w:val="22"/>
+          <w:szCs w:val="22"/>
+        </w:rPr>
+        <w:t xml:space="preserve">Developed and optimized a sentiment analysis model on 100K product reviews using PyTorch and HuggingFace Transformers.</w:t>
+      </w:r>
+    </w:p>
+    <w:p>
+      <w:pPr>
+        <w:spacing w:after="60"/>
+      </w:pPr>
+      <w:r>
+        <w:rPr>
+          <w:sz w:val="22"/>
+          <w:szCs w:val="22"/>
+        </w:rPr>
+        <w:t xml:space="preserve">Designed and deployed a robust FastAPI endpoint for model inference, containerized with Docker for scalability.</w:t>
+      </w:r>
+    </w:p>
+    <w:p>
+      <w:pPr>
+        <w:spacing w:after="60"/>
+      </w:pPr>
+      <w:r>
+        <w:rPr>
+          <w:sz w:val="22"/>
+          <w:szCs w:val="22"/>
+        </w:rPr>
+        <w:t xml:space="preserve">Validated model performance, achieving an F1-score of 0.89 on the held-out test set.</w:t>
       </w:r>
     </w:p>
     <w:p>
@@ -436,31 +540,31 @@
           <w:sz w:val="22"/>
           <w:szCs w:val="22"/>
         </w:rPr>
-        <w:t xml:space="preserve">University of California, Berkeley  —  B.S. Computer Science</w:t>
-      </w:r>
-    </w:p>
-    <w:p>
-      <w:pPr>
-        <w:spacing w:after="60"/>
-      </w:pPr>
-      <w:r>
-        <w:rPr>
-          <w:sz w:val="22"/>
-          <w:szCs w:val="22"/>
-        </w:rPr>
-        <w:t xml:space="preserve">Graduated May 2024  |  GPA: 3.7 / 4.0  |  Dean's List (4 semesters)</w:t>
-      </w:r>
-    </w:p>
-    <w:p>
-      <w:pPr>
-        <w:spacing w:after="60"/>
-      </w:pPr>
-      <w:r>
-        <w:rPr>
-          <w:sz w:val="22"/>
-          <w:szCs w:val="22"/>
-        </w:rPr>
-        <w:t xml:space="preserve">Relevant Coursework: Data Structures &amp; Algorithms, Operating Systems, Distributed Systems, Database Systems, Computer Networks</w:t>
+        <w:t xml:space="preserve">University of California, Berkeley — B.S. Computer Science</w:t>
+      </w:r>
+    </w:p>
+    <w:p>
+      <w:pPr>
+        <w:spacing w:after="60"/>
+      </w:pPr>
+      <w:r>
+        <w:rPr>
+          <w:sz w:val="22"/>
+          <w:szCs w:val="22"/>
+        </w:rPr>
+        <w:t xml:space="preserve">Graduated May 2024 | GPA: 3.7 / 4.0 | Dean's List (4 semesters)</w:t>
+      </w:r>
+    </w:p>
+    <w:p>
+      <w:pPr>
+        <w:spacing w:after="60"/>
+      </w:pPr>
+      <w:r>
+        <w:rPr>
+          <w:sz w:val="22"/>
+          <w:szCs w:val="22"/>
+        </w:rPr>
+        <w:t xml:space="preserve">Relevant Coursework: Data Structures &amp; Algorithms, Operating Systems, Distributed Systems, Machine Learning, Database Systems, Computer Networks</w:t>
       </w:r>
     </w:p>
     <w:p>

--- a/outputs/resume_full_stack_engineer_nexus_systems_5.docx
+++ b/outputs/resume_full_stack_engineer_nexus_systems_5.docx
@@ -45,24 +45,24 @@
         <w:spacing w:before="240" w:after="80"/>
       </w:pPr>
       <w:r>
-        <w:t xml:space="preserve">PROFESSIONAL SUMMARY</w:t>
-      </w:r>
-    </w:p>
-    <w:p>
-      <w:pPr>
-        <w:spacing w:after="80"/>
-      </w:pPr>
-    </w:p>
-    <w:p>
-      <w:pPr>
-        <w:spacing w:after="60"/>
-      </w:pPr>
-      <w:r>
-        <w:rPr>
-          <w:sz w:val="22"/>
-          <w:szCs w:val="22"/>
-        </w:rPr>
-        <w:t xml:space="preserve">Full Stack Engineer candidate with a strong foundation in end-to-end feature development, eager to contribute to Nexus Systems' fast-paced environment. Proven ability to translate designs into pixel-perfect UIs and design robust database schemas, leveraging expertise in Python, JavaScript, and modern cloud technologies.</w:t>
+        <w:t xml:space="preserve">SUMMARY</w:t>
+      </w:r>
+    </w:p>
+    <w:p>
+      <w:pPr>
+        <w:spacing w:after="80"/>
+      </w:pPr>
+    </w:p>
+    <w:p>
+      <w:pPr>
+        <w:spacing w:after="60"/>
+      </w:pPr>
+      <w:r>
+        <w:rPr>
+          <w:sz w:val="22"/>
+          <w:szCs w:val="22"/>
+        </w:rPr>
+        <w:t xml:space="preserve">A versatile Full Stack Engineer passionate about taking ownership of features end to end, from database schema design through to pixel-perfect UI. Thrives in fast-paced environments, eager to make a big impact on a small, focused team by delivering robust and scalable web applications.</w:t>
       </w:r>
     </w:p>
     <w:p>
@@ -79,65 +79,65 @@
         <w:spacing w:before="240" w:after="80"/>
       </w:pPr>
       <w:r>
-        <w:t xml:space="preserve">TECHNICAL SKILLS</w:t>
-      </w:r>
-    </w:p>
-    <w:p>
-      <w:pPr>
-        <w:spacing w:after="80"/>
-      </w:pPr>
-    </w:p>
-    <w:p>
-      <w:pPr>
-        <w:spacing w:after="60"/>
-      </w:pPr>
-      <w:r>
-        <w:rPr>
-          <w:sz w:val="22"/>
-          <w:szCs w:val="22"/>
-        </w:rPr>
-        <w:t xml:space="preserve">Frontend</w:t>
-      </w:r>
-    </w:p>
-    <w:p>
-      <w:pPr>
-        <w:spacing w:after="60"/>
-      </w:pPr>
-      <w:r>
-        <w:rPr>
-          <w:sz w:val="22"/>
-          <w:szCs w:val="22"/>
-        </w:rPr>
-        <w:t xml:space="preserve">React, JavaScript, TypeScript, HTML/CSS, Figma</w:t>
-      </w:r>
-    </w:p>
-    <w:p>
-      <w:pPr>
-        <w:spacing w:after="80"/>
-      </w:pPr>
-    </w:p>
-    <w:p>
-      <w:pPr>
-        <w:spacing w:after="60"/>
-      </w:pPr>
-      <w:r>
-        <w:rPr>
-          <w:sz w:val="22"/>
-          <w:szCs w:val="22"/>
-        </w:rPr>
-        <w:t xml:space="preserve">Backend</w:t>
-      </w:r>
-    </w:p>
-    <w:p>
-      <w:pPr>
-        <w:spacing w:after="60"/>
-      </w:pPr>
-      <w:r>
-        <w:rPr>
-          <w:sz w:val="22"/>
-          <w:szCs w:val="22"/>
-        </w:rPr>
-        <w:t xml:space="preserve">Python, Node.js, FastAPI, Django, Express, RESTful APIs</w:t>
+        <w:t xml:space="preserve">SKILLS</w:t>
+      </w:r>
+    </w:p>
+    <w:p>
+      <w:pPr>
+        <w:spacing w:after="80"/>
+      </w:pPr>
+    </w:p>
+    <w:p>
+      <w:pPr>
+        <w:spacing w:after="60"/>
+      </w:pPr>
+      <w:r>
+        <w:rPr>
+          <w:sz w:val="22"/>
+          <w:szCs w:val="22"/>
+        </w:rPr>
+        <w:t xml:space="preserve">Languages</w:t>
+      </w:r>
+    </w:p>
+    <w:p>
+      <w:pPr>
+        <w:spacing w:after="60"/>
+      </w:pPr>
+      <w:r>
+        <w:rPr>
+          <w:sz w:val="22"/>
+          <w:szCs w:val="22"/>
+        </w:rPr>
+        <w:t xml:space="preserve">JavaScript, TypeScript, Python, SQL, Java, Bash</w:t>
+      </w:r>
+    </w:p>
+    <w:p>
+      <w:pPr>
+        <w:spacing w:after="80"/>
+      </w:pPr>
+    </w:p>
+    <w:p>
+      <w:pPr>
+        <w:spacing w:after="60"/>
+      </w:pPr>
+      <w:r>
+        <w:rPr>
+          <w:sz w:val="22"/>
+          <w:szCs w:val="22"/>
+        </w:rPr>
+        <w:t xml:space="preserve">Frameworks</w:t>
+      </w:r>
+    </w:p>
+    <w:p>
+      <w:pPr>
+        <w:spacing w:after="60"/>
+      </w:pPr>
+      <w:r>
+        <w:rPr>
+          <w:sz w:val="22"/>
+          <w:szCs w:val="22"/>
+        </w:rPr>
+        <w:t xml:space="preserve">React, Node.js, FastAPI, Express, Django</w:t>
       </w:r>
     </w:p>
     <w:p>
@@ -166,7 +166,7 @@
           <w:sz w:val="22"/>
           <w:szCs w:val="22"/>
         </w:rPr>
-        <w:t xml:space="preserve">PostgreSQL, MySQL, MongoDB, Redis, SQL</w:t>
+        <w:t xml:space="preserve">PostgreSQL, MySQL, Redis, MongoDB</w:t>
       </w:r>
     </w:p>
     <w:p>
@@ -195,36 +195,65 @@
           <w:sz w:val="22"/>
           <w:szCs w:val="22"/>
         </w:rPr>
-        <w:t xml:space="preserve">AWS (EC2, S3, Lambda), Docker, GitHub Actions, CI/CD, Git, Terraform (beginner)</w:t>
-      </w:r>
-    </w:p>
-    <w:p>
-      <w:pPr>
-        <w:spacing w:after="80"/>
-      </w:pPr>
-    </w:p>
-    <w:p>
-      <w:pPr>
-        <w:spacing w:after="60"/>
-      </w:pPr>
-      <w:r>
-        <w:rPr>
-          <w:sz w:val="22"/>
-          <w:szCs w:val="22"/>
-        </w:rPr>
-        <w:t xml:space="preserve">Tools &amp; Methodologies</w:t>
-      </w:r>
-    </w:p>
-    <w:p>
-      <w:pPr>
-        <w:spacing w:after="60"/>
-      </w:pPr>
-      <w:r>
-        <w:rPr>
-          <w:sz w:val="22"/>
-          <w:szCs w:val="22"/>
-        </w:rPr>
-        <w:t xml:space="preserve">Jira, Agile Development, Linux, VS Code, System Design, WebSockets</w:t>
+        <w:t xml:space="preserve">AWS (EC2, S3, Lambda), Docker, GitHub Actions, Git, Linux, VS Code, Jira</w:t>
+      </w:r>
+    </w:p>
+    <w:p>
+      <w:pPr>
+        <w:spacing w:after="80"/>
+      </w:pPr>
+    </w:p>
+    <w:p>
+      <w:pPr>
+        <w:spacing w:after="60"/>
+      </w:pPr>
+      <w:r>
+        <w:rPr>
+          <w:sz w:val="22"/>
+          <w:szCs w:val="22"/>
+        </w:rPr>
+        <w:t xml:space="preserve">ML / Data</w:t>
+      </w:r>
+    </w:p>
+    <w:p>
+      <w:pPr>
+        <w:spacing w:after="60"/>
+      </w:pPr>
+      <w:r>
+        <w:rPr>
+          <w:sz w:val="22"/>
+          <w:szCs w:val="22"/>
+        </w:rPr>
+        <w:t xml:space="preserve">PyTorch, scikit-learn, pandas, NumPy, Jupyter</w:t>
+      </w:r>
+    </w:p>
+    <w:p>
+      <w:pPr>
+        <w:spacing w:after="80"/>
+      </w:pPr>
+    </w:p>
+    <w:p>
+      <w:pPr>
+        <w:spacing w:after="60"/>
+      </w:pPr>
+      <w:r>
+        <w:rPr>
+          <w:sz w:val="22"/>
+          <w:szCs w:val="22"/>
+        </w:rPr>
+        <w:t xml:space="preserve">Tools</w:t>
+      </w:r>
+    </w:p>
+    <w:p>
+      <w:pPr>
+        <w:spacing w:after="60"/>
+      </w:pPr>
+      <w:r>
+        <w:rPr>
+          <w:sz w:val="22"/>
+          <w:szCs w:val="22"/>
+        </w:rPr>
+        <w:t xml:space="preserve">Figma</w:t>
       </w:r>
     </w:p>
     <w:p>
@@ -241,7 +270,7 @@
         <w:spacing w:before="240" w:after="80"/>
       </w:pPr>
       <w:r>
-        <w:t xml:space="preserve">WORK EXPERIENCE</w:t>
+        <w:t xml:space="preserve">EXPERIENCE</w:t>
       </w:r>
     </w:p>
     <w:p>
@@ -282,43 +311,43 @@
           <w:sz w:val="22"/>
           <w:szCs w:val="22"/>
         </w:rPr>
-        <w:t xml:space="preserve">Developed and owned a critical FastAPI microservice to ingest and normalize customer data from 3 third-party APIs, significantly reducing manual data processing by 60%.</w:t>
-      </w:r>
-    </w:p>
-    <w:p>
-      <w:pPr>
-        <w:spacing w:after="60"/>
-      </w:pPr>
-      <w:r>
-        <w:rPr>
-          <w:sz w:val="22"/>
-          <w:szCs w:val="22"/>
-        </w:rPr>
-        <w:t xml:space="preserve">Engineered pixel-perfect React dashboard components with real-time chart updates using WebSockets, enhancing user experience and data visualization.</w:t>
-      </w:r>
-    </w:p>
-    <w:p>
-      <w:pPr>
-        <w:spacing w:after="60"/>
-      </w:pPr>
-      <w:r>
-        <w:rPr>
-          <w:sz w:val="22"/>
-          <w:szCs w:val="22"/>
-        </w:rPr>
-        <w:t xml:space="preserve">Ensured code quality and reliability by implementing comprehensive unit and integration tests, achieving 85% code coverage using pytest and Jest.</w:t>
-      </w:r>
-    </w:p>
-    <w:p>
-      <w:pPr>
-        <w:spacing w:after="60"/>
-      </w:pPr>
-      <w:r>
-        <w:rPr>
-          <w:sz w:val="22"/>
-          <w:szCs w:val="22"/>
-        </w:rPr>
-        <w:t xml:space="preserve">Actively collaborated within a fast-paced, cross-functional team of 8, participating in daily standups and bi-weekly sprints using Jira to deliver features efficiently.</w:t>
+        <w:t xml:space="preserve">Took ownership of backend feature development, designing and building a FastAPI microservice to ingest and normalize customer data from 3 third-party APIs, resulting in a 60% reduction in manual data processing time.</w:t>
+      </w:r>
+    </w:p>
+    <w:p>
+      <w:pPr>
+        <w:spacing w:after="60"/>
+      </w:pPr>
+      <w:r>
+        <w:rPr>
+          <w:sz w:val="22"/>
+          <w:szCs w:val="22"/>
+        </w:rPr>
+        <w:t xml:space="preserve">Developed pixel-perfect React dashboard components with real-time chart updates using WebSockets, contributing to a seamless user experience.</w:t>
+      </w:r>
+    </w:p>
+    <w:p>
+      <w:pPr>
+        <w:spacing w:after="60"/>
+      </w:pPr>
+      <w:r>
+        <w:rPr>
+          <w:sz w:val="22"/>
+          <w:szCs w:val="22"/>
+        </w:rPr>
+        <w:t xml:space="preserve">Ensured high code quality and reliability in a fast-paced environment by achieving 85% code coverage with comprehensive unit and integration tests.</w:t>
+      </w:r>
+    </w:p>
+    <w:p>
+      <w:pPr>
+        <w:spacing w:after="60"/>
+      </w:pPr>
+      <w:r>
+        <w:rPr>
+          <w:sz w:val="22"/>
+          <w:szCs w:val="22"/>
+        </w:rPr>
+        <w:t xml:space="preserve">Contributed effectively to a cross-functional team in bi-weekly sprints and daily standups, aligning with a small, focused team dynamic.</w:t>
       </w:r>
     </w:p>
     <w:p>
@@ -359,31 +388,19 @@
           <w:sz w:val="22"/>
           <w:szCs w:val="22"/>
         </w:rPr>
-        <w:t xml:space="preserve">Designed and implemented an optimized BERT-based text classification model on a custom dataset of 50K samples, achieving 91% accuracy.</w:t>
-      </w:r>
-    </w:p>
-    <w:p>
-      <w:pPr>
-        <w:spacing w:after="60"/>
-      </w:pPr>
-      <w:r>
-        <w:rPr>
-          <w:sz w:val="22"/>
-          <w:szCs w:val="22"/>
-        </w:rPr>
-        <w:t xml:space="preserve">Developed an automated data preprocessing pipeline using pandas and spaCy, significantly cutting preparation time from 6 hours to under 30 minutes.</w:t>
-      </w:r>
-    </w:p>
-    <w:p>
-      <w:pPr>
-        <w:spacing w:after="60"/>
-      </w:pPr>
-      <w:r>
-        <w:rPr>
-          <w:sz w:val="22"/>
-          <w:szCs w:val="22"/>
-        </w:rPr>
-        <w:t xml:space="preserve">Communicated complex technical findings and contributed to research documentation, presenting to a group of 15 researchers.</w:t>
+        <w:t xml:space="preserve">Automated a complex data preprocessing pipeline using pandas and spaCy, cutting preparation time from 6 hours to under 30 minutes, demonstrating efficiency and impact.</w:t>
+      </w:r>
+    </w:p>
+    <w:p>
+      <w:pPr>
+        <w:spacing w:after="60"/>
+      </w:pPr>
+      <w:r>
+        <w:rPr>
+          <w:sz w:val="22"/>
+          <w:szCs w:val="22"/>
+        </w:rPr>
+        <w:t xml:space="preserve">Fine-tuned a BERT-based text classification model on a custom dataset of 50K labeled samples, achieving 91% accuracy.</w:t>
       </w:r>
     </w:p>
     <w:p>
@@ -429,31 +446,31 @@
           <w:sz w:val="22"/>
           <w:szCs w:val="22"/>
         </w:rPr>
-        <w:t xml:space="preserve">Architected and developed a full-stack job application tracker, demonstrating end-to-end feature ownership with React, Node.js/Express, and PostgreSQL.</w:t>
-      </w:r>
-    </w:p>
-    <w:p>
-      <w:pPr>
-        <w:spacing w:after="60"/>
-      </w:pPr>
-      <w:r>
-        <w:rPr>
-          <w:sz w:val="22"/>
-          <w:szCs w:val="22"/>
-        </w:rPr>
-        <w:t xml:space="preserve">Engineered secure JWT-based authentication and robust role-based access control mechanisms.</w:t>
-      </w:r>
-    </w:p>
-    <w:p>
-      <w:pPr>
-        <w:spacing w:after="60"/>
-      </w:pPr>
-      <w:r>
-        <w:rPr>
-          <w:sz w:val="22"/>
-          <w:szCs w:val="22"/>
-        </w:rPr>
-        <w:t xml:space="preserve">Managed deployment on AWS EC2, configured Nginx for reverse proxy, and streamlined CI/CD with automated deployments via GitHub Actions.</w:t>
+        <w:t xml:space="preserve">Demonstrated end-to-end ownership by designing and building a full-stack job application tracker using React, Node.js/Express, and PostgreSQL, including database schema design.</w:t>
+      </w:r>
+    </w:p>
+    <w:p>
+      <w:pPr>
+        <w:spacing w:after="60"/>
+      </w:pPr>
+      <w:r>
+        <w:rPr>
+          <w:sz w:val="22"/>
+          <w:szCs w:val="22"/>
+        </w:rPr>
+        <w:t xml:space="preserve">Implemented robust JWT-based authentication and role-based access control, showcasing secure feature development.</w:t>
+      </w:r>
+    </w:p>
+    <w:p>
+      <w:pPr>
+        <w:spacing w:after="60"/>
+      </w:pPr>
+      <w:r>
+        <w:rPr>
+          <w:sz w:val="22"/>
+          <w:szCs w:val="22"/>
+        </w:rPr>
+        <w:t xml:space="preserve">Managed end-to-end deployment on AWS EC2 with Nginx and automated deployments via GitHub Actions, reflecting full-stack operational capabilities.</w:t>
       </w:r>
     </w:p>
     <w:p>
@@ -482,31 +499,19 @@
           <w:sz w:val="22"/>
           <w:szCs w:val="22"/>
         </w:rPr>
-        <w:t xml:space="preserve">Developed and optimized a sentiment analysis model on 100K product reviews using PyTorch and HuggingFace Transformers.</w:t>
-      </w:r>
-    </w:p>
-    <w:p>
-      <w:pPr>
-        <w:spacing w:after="60"/>
-      </w:pPr>
-      <w:r>
-        <w:rPr>
-          <w:sz w:val="22"/>
-          <w:szCs w:val="22"/>
-        </w:rPr>
-        <w:t xml:space="preserve">Designed and deployed a robust FastAPI endpoint for model inference, containerized with Docker for scalability.</w:t>
-      </w:r>
-    </w:p>
-    <w:p>
-      <w:pPr>
-        <w:spacing w:after="60"/>
-      </w:pPr>
-      <w:r>
-        <w:rPr>
-          <w:sz w:val="22"/>
-          <w:szCs w:val="22"/>
-        </w:rPr>
-        <w:t xml:space="preserve">Validated model performance, achieving an F1-score of 0.89 on the held-out test set.</w:t>
+        <w:t xml:space="preserve">Developed a FastAPI endpoint for machine learning inference, containerized with Docker, showcasing backend API development skills applicable to full-stack features.</w:t>
+      </w:r>
+    </w:p>
+    <w:p>
+      <w:pPr>
+        <w:spacing w:after="60"/>
+      </w:pPr>
+      <w:r>
+        <w:rPr>
+          <w:sz w:val="22"/>
+          <w:szCs w:val="22"/>
+        </w:rPr>
+        <w:t xml:space="preserve">Trained a sentiment analysis model on 100K product reviews using PyTorch and HuggingFace Transformers, achieving an F1-score of 0.89.</w:t>
       </w:r>
     </w:p>
     <w:p>

--- a/outputs/resume_full_stack_engineer_nexus_systems_5.docx
+++ b/outputs/resume_full_stack_engineer_nexus_systems_5.docx
@@ -28,7 +28,7 @@
           <w:sz w:val="22"/>
           <w:szCs w:val="22"/>
         </w:rPr>
-        <w:t xml:space="preserve">San Francisco, CA • alex.morgan@email.com • (415) 555-0182 • github.com/alexmorgan • linkedin.com/in/alexmorgan</w:t>
+        <w:t xml:space="preserve">San Francisco, CA  •  alex.morgan@email.com  •  (415) 555-0182  •  github.com/alexmorgan  •  linkedin.com/in/alexmorgan</w:t>
       </w:r>
     </w:p>
     <w:p>
@@ -62,7 +62,7 @@
           <w:sz w:val="22"/>
           <w:szCs w:val="22"/>
         </w:rPr>
-        <w:t xml:space="preserve">A versatile Full Stack Engineer passionate about taking ownership of features end to end, from database schema design through to pixel-perfect UI. Thrives in fast-paced environments, eager to make a big impact on a small, focused team by delivering robust and scalable web applications.</w:t>
+        <w:t xml:space="preserve">Results-driven Computer Science graduate seeking a Full Stack Engineer role, adept at taking ownership of features end to end, from database schema design to pixel-perfect UI. Thrives in fast-paced environments, eager to make a significant impact on a small, focused team using Python, JavaScript, and cloud services.</w:t>
       </w:r>
     </w:p>
     <w:p>
@@ -79,7 +79,7 @@
         <w:spacing w:before="240" w:after="80"/>
       </w:pPr>
       <w:r>
-        <w:t xml:space="preserve">SKILLS</w:t>
+        <w:t xml:space="preserve">TECHNICAL SKILLS</w:t>
       </w:r>
     </w:p>
     <w:p>
@@ -108,36 +108,36 @@
           <w:sz w:val="22"/>
           <w:szCs w:val="22"/>
         </w:rPr>
-        <w:t xml:space="preserve">JavaScript, TypeScript, Python, SQL, Java, Bash</w:t>
-      </w:r>
-    </w:p>
-    <w:p>
-      <w:pPr>
-        <w:spacing w:after="80"/>
-      </w:pPr>
-    </w:p>
-    <w:p>
-      <w:pPr>
-        <w:spacing w:after="60"/>
-      </w:pPr>
-      <w:r>
-        <w:rPr>
-          <w:sz w:val="22"/>
-          <w:szCs w:val="22"/>
-        </w:rPr>
-        <w:t xml:space="preserve">Frameworks</w:t>
-      </w:r>
-    </w:p>
-    <w:p>
-      <w:pPr>
-        <w:spacing w:after="60"/>
-      </w:pPr>
-      <w:r>
-        <w:rPr>
-          <w:sz w:val="22"/>
-          <w:szCs w:val="22"/>
-        </w:rPr>
-        <w:t xml:space="preserve">React, Node.js, FastAPI, Express, Django</w:t>
+        <w:t xml:space="preserve">Python, JavaScript, TypeScript, SQL</w:t>
+      </w:r>
+    </w:p>
+    <w:p>
+      <w:pPr>
+        <w:spacing w:after="80"/>
+      </w:pPr>
+    </w:p>
+    <w:p>
+      <w:pPr>
+        <w:spacing w:after="60"/>
+      </w:pPr>
+      <w:r>
+        <w:rPr>
+          <w:sz w:val="22"/>
+          <w:szCs w:val="22"/>
+        </w:rPr>
+        <w:t xml:space="preserve">Frameworks &amp; Libraries</w:t>
+      </w:r>
+    </w:p>
+    <w:p>
+      <w:pPr>
+        <w:spacing w:after="60"/>
+      </w:pPr>
+      <w:r>
+        <w:rPr>
+          <w:sz w:val="22"/>
+          <w:szCs w:val="22"/>
+        </w:rPr>
+        <w:t xml:space="preserve">React, Node.js, FastAPI, Django, Express</w:t>
       </w:r>
     </w:p>
     <w:p>
@@ -195,36 +195,7 @@
           <w:sz w:val="22"/>
           <w:szCs w:val="22"/>
         </w:rPr>
-        <w:t xml:space="preserve">AWS (EC2, S3, Lambda), Docker, GitHub Actions, Git, Linux, VS Code, Jira</w:t>
-      </w:r>
-    </w:p>
-    <w:p>
-      <w:pPr>
-        <w:spacing w:after="80"/>
-      </w:pPr>
-    </w:p>
-    <w:p>
-      <w:pPr>
-        <w:spacing w:after="60"/>
-      </w:pPr>
-      <w:r>
-        <w:rPr>
-          <w:sz w:val="22"/>
-          <w:szCs w:val="22"/>
-        </w:rPr>
-        <w:t xml:space="preserve">ML / Data</w:t>
-      </w:r>
-    </w:p>
-    <w:p>
-      <w:pPr>
-        <w:spacing w:after="60"/>
-      </w:pPr>
-      <w:r>
-        <w:rPr>
-          <w:sz w:val="22"/>
-          <w:szCs w:val="22"/>
-        </w:rPr>
-        <w:t xml:space="preserve">PyTorch, scikit-learn, pandas, NumPy, Jupyter</w:t>
+        <w:t xml:space="preserve">AWS (EC2, S3, Lambda), Docker, GitHub Actions, Terraform</w:t>
       </w:r>
     </w:p>
     <w:p>
@@ -253,7 +224,36 @@
           <w:sz w:val="22"/>
           <w:szCs w:val="22"/>
         </w:rPr>
-        <w:t xml:space="preserve">Figma</w:t>
+        <w:t xml:space="preserve">Git, Jira, VS Code, Figma, Linux</w:t>
+      </w:r>
+    </w:p>
+    <w:p>
+      <w:pPr>
+        <w:spacing w:after="80"/>
+      </w:pPr>
+    </w:p>
+    <w:p>
+      <w:pPr>
+        <w:spacing w:after="60"/>
+      </w:pPr>
+      <w:r>
+        <w:rPr>
+          <w:sz w:val="22"/>
+          <w:szCs w:val="22"/>
+        </w:rPr>
+        <w:t xml:space="preserve">Other</w:t>
+      </w:r>
+    </w:p>
+    <w:p>
+      <w:pPr>
+        <w:spacing w:after="60"/>
+      </w:pPr>
+      <w:r>
+        <w:rPr>
+          <w:sz w:val="22"/>
+          <w:szCs w:val="22"/>
+        </w:rPr>
+        <w:t xml:space="preserve">Java, Bash, PyTorch, scikit-learn, pandas, NumPy, Jupyter</w:t>
       </w:r>
     </w:p>
     <w:p>
@@ -287,120 +287,132 @@
           <w:sz w:val="22"/>
           <w:szCs w:val="22"/>
         </w:rPr>
-        <w:t xml:space="preserve">Software Engineering Intern | DataBridge Inc.</w:t>
-      </w:r>
-    </w:p>
-    <w:p>
-      <w:pPr>
-        <w:spacing w:after="60"/>
-      </w:pPr>
-      <w:r>
-        <w:rPr>
-          <w:sz w:val="22"/>
-          <w:szCs w:val="22"/>
-        </w:rPr>
-        <w:t xml:space="preserve">June 2023 – August 2023 | Remote</w:t>
-      </w:r>
-    </w:p>
-    <w:p>
-      <w:pPr>
-        <w:spacing w:after="60"/>
-      </w:pPr>
-      <w:r>
-        <w:rPr>
-          <w:sz w:val="22"/>
-          <w:szCs w:val="22"/>
-        </w:rPr>
-        <w:t xml:space="preserve">Took ownership of backend feature development, designing and building a FastAPI microservice to ingest and normalize customer data from 3 third-party APIs, resulting in a 60% reduction in manual data processing time.</w:t>
-      </w:r>
-    </w:p>
-    <w:p>
-      <w:pPr>
-        <w:spacing w:after="60"/>
-      </w:pPr>
-      <w:r>
-        <w:rPr>
-          <w:sz w:val="22"/>
-          <w:szCs w:val="22"/>
-        </w:rPr>
-        <w:t xml:space="preserve">Developed pixel-perfect React dashboard components with real-time chart updates using WebSockets, contributing to a seamless user experience.</w:t>
-      </w:r>
-    </w:p>
-    <w:p>
-      <w:pPr>
-        <w:spacing w:after="60"/>
-      </w:pPr>
-      <w:r>
-        <w:rPr>
-          <w:sz w:val="22"/>
-          <w:szCs w:val="22"/>
-        </w:rPr>
-        <w:t xml:space="preserve">Ensured high code quality and reliability in a fast-paced environment by achieving 85% code coverage with comprehensive unit and integration tests.</w:t>
-      </w:r>
-    </w:p>
-    <w:p>
-      <w:pPr>
-        <w:spacing w:after="60"/>
-      </w:pPr>
-      <w:r>
-        <w:rPr>
-          <w:sz w:val="22"/>
-          <w:szCs w:val="22"/>
-        </w:rPr>
-        <w:t xml:space="preserve">Contributed effectively to a cross-functional team in bi-weekly sprints and daily standups, aligning with a small, focused team dynamic.</w:t>
-      </w:r>
-    </w:p>
-    <w:p>
-      <w:pPr>
-        <w:spacing w:after="80"/>
-      </w:pPr>
-    </w:p>
-    <w:p>
-      <w:pPr>
-        <w:spacing w:after="60"/>
-      </w:pPr>
-      <w:r>
-        <w:rPr>
-          <w:sz w:val="22"/>
-          <w:szCs w:val="22"/>
-        </w:rPr>
-        <w:t xml:space="preserve">Undergraduate Research Assistant | UC Berkeley NLP Lab</w:t>
-      </w:r>
-    </w:p>
-    <w:p>
-      <w:pPr>
-        <w:spacing w:after="60"/>
-      </w:pPr>
-      <w:r>
-        <w:rPr>
-          <w:sz w:val="22"/>
-          <w:szCs w:val="22"/>
-        </w:rPr>
-        <w:t xml:space="preserve">January 2023 – May 2023 | Berkeley, CA</w:t>
-      </w:r>
-    </w:p>
-    <w:p>
-      <w:pPr>
-        <w:spacing w:after="60"/>
-      </w:pPr>
-      <w:r>
-        <w:rPr>
-          <w:sz w:val="22"/>
-          <w:szCs w:val="22"/>
-        </w:rPr>
-        <w:t xml:space="preserve">Automated a complex data preprocessing pipeline using pandas and spaCy, cutting preparation time from 6 hours to under 30 minutes, demonstrating efficiency and impact.</w:t>
-      </w:r>
-    </w:p>
-    <w:p>
-      <w:pPr>
-        <w:spacing w:after="60"/>
-      </w:pPr>
-      <w:r>
-        <w:rPr>
-          <w:sz w:val="22"/>
-          <w:szCs w:val="22"/>
-        </w:rPr>
-        <w:t xml:space="preserve">Fine-tuned a BERT-based text classification model on a custom dataset of 50K labeled samples, achieving 91% accuracy.</w:t>
+        <w:t xml:space="preserve">Software Engineering Intern  |  DataBridge Inc.</w:t>
+      </w:r>
+    </w:p>
+    <w:p>
+      <w:pPr>
+        <w:spacing w:after="60"/>
+      </w:pPr>
+      <w:r>
+        <w:rPr>
+          <w:sz w:val="22"/>
+          <w:szCs w:val="22"/>
+        </w:rPr>
+        <w:t xml:space="preserve">June 2023 – August 2023  |  Remote</w:t>
+      </w:r>
+    </w:p>
+    <w:p>
+      <w:pPr>
+        <w:spacing w:after="60"/>
+      </w:pPr>
+      <w:r>
+        <w:rPr>
+          <w:sz w:val="22"/>
+          <w:szCs w:val="22"/>
+        </w:rPr>
+        <w:t xml:space="preserve">*   Took ownership of developing an end-to-end FastAPI microservice to ingest and normalize customer data from 3 third-party APIs, making a big impact by reducing manual processing time by 60%.</w:t>
+      </w:r>
+    </w:p>
+    <w:p>
+      <w:pPr>
+        <w:spacing w:after="60"/>
+      </w:pPr>
+      <w:r>
+        <w:rPr>
+          <w:sz w:val="22"/>
+          <w:szCs w:val="22"/>
+        </w:rPr>
+        <w:t xml:space="preserve">*   Developed and iterated on React dashboard components, delivering pixel-perfect UI with real-time chart updates via WebSockets.</w:t>
+      </w:r>
+    </w:p>
+    <w:p>
+      <w:pPr>
+        <w:spacing w:after="60"/>
+      </w:pPr>
+      <w:r>
+        <w:rPr>
+          <w:sz w:val="22"/>
+          <w:szCs w:val="22"/>
+        </w:rPr>
+        <w:t xml:space="preserve">*   Ensured robust feature delivery by writing comprehensive unit and integration tests, achieving 85% code coverage.</w:t>
+      </w:r>
+    </w:p>
+    <w:p>
+      <w:pPr>
+        <w:spacing w:after="60"/>
+      </w:pPr>
+      <w:r>
+        <w:rPr>
+          <w:sz w:val="22"/>
+          <w:szCs w:val="22"/>
+        </w:rPr>
+        <w:t xml:space="preserve">*   Collaborated effectively within a fast-paced, small cross-functional team, participating in bi-weekly sprints and daily standups using Jira.</w:t>
+      </w:r>
+    </w:p>
+    <w:p>
+      <w:pPr>
+        <w:spacing w:after="80"/>
+      </w:pPr>
+    </w:p>
+    <w:p>
+      <w:pPr>
+        <w:spacing w:after="60"/>
+      </w:pPr>
+      <w:r>
+        <w:rPr>
+          <w:sz w:val="22"/>
+          <w:szCs w:val="22"/>
+        </w:rPr>
+        <w:t xml:space="preserve">Undergraduate Research Assistant  |  UC Berkeley NLP Lab</w:t>
+      </w:r>
+    </w:p>
+    <w:p>
+      <w:pPr>
+        <w:spacing w:after="60"/>
+      </w:pPr>
+      <w:r>
+        <w:rPr>
+          <w:sz w:val="22"/>
+          <w:szCs w:val="22"/>
+        </w:rPr>
+        <w:t xml:space="preserve">January 2023 – May 2023  |  Berkeley, CA</w:t>
+      </w:r>
+    </w:p>
+    <w:p>
+      <w:pPr>
+        <w:spacing w:after="60"/>
+      </w:pPr>
+      <w:r>
+        <w:rPr>
+          <w:sz w:val="22"/>
+          <w:szCs w:val="22"/>
+        </w:rPr>
+        <w:t xml:space="preserve">*   Developed and fine-tuned a BERT-based text classification model on 50K labeled samples, achieving 91% accuracy, demonstrating problem-solving and impact-driven development.</w:t>
+      </w:r>
+    </w:p>
+    <w:p>
+      <w:pPr>
+        <w:spacing w:after="60"/>
+      </w:pPr>
+      <w:r>
+        <w:rPr>
+          <w:sz w:val="22"/>
+          <w:szCs w:val="22"/>
+        </w:rPr>
+        <w:t xml:space="preserve">*   Engineered and automated a data preprocessing pipeline using pandas and spaCy, taking ownership of a critical component that cut preparation time from 6 hours to under 30 minutes.</w:t>
+      </w:r>
+    </w:p>
+    <w:p>
+      <w:pPr>
+        <w:spacing w:after="60"/>
+      </w:pPr>
+      <w:r>
+        <w:rPr>
+          <w:sz w:val="22"/>
+          <w:szCs w:val="22"/>
+        </w:rPr>
+        <w:t xml:space="preserve">*   Presented findings and contributed to a paper draft, demonstrating effective communication within a focused research team.</w:t>
       </w:r>
     </w:p>
     <w:p>
@@ -434,84 +446,96 @@
           <w:sz w:val="22"/>
           <w:szCs w:val="22"/>
         </w:rPr>
-        <w:t xml:space="preserve">JobTracker — Full Stack Web App github.com/alexmorgan/jobtracker</w:t>
-      </w:r>
-    </w:p>
-    <w:p>
-      <w:pPr>
-        <w:spacing w:after="60"/>
-      </w:pPr>
-      <w:r>
-        <w:rPr>
-          <w:sz w:val="22"/>
-          <w:szCs w:val="22"/>
-        </w:rPr>
-        <w:t xml:space="preserve">Demonstrated end-to-end ownership by designing and building a full-stack job application tracker using React, Node.js/Express, and PostgreSQL, including database schema design.</w:t>
-      </w:r>
-    </w:p>
-    <w:p>
-      <w:pPr>
-        <w:spacing w:after="60"/>
-      </w:pPr>
-      <w:r>
-        <w:rPr>
-          <w:sz w:val="22"/>
-          <w:szCs w:val="22"/>
-        </w:rPr>
-        <w:t xml:space="preserve">Implemented robust JWT-based authentication and role-based access control, showcasing secure feature development.</w:t>
-      </w:r>
-    </w:p>
-    <w:p>
-      <w:pPr>
-        <w:spacing w:after="60"/>
-      </w:pPr>
-      <w:r>
-        <w:rPr>
-          <w:sz w:val="22"/>
-          <w:szCs w:val="22"/>
-        </w:rPr>
-        <w:t xml:space="preserve">Managed end-to-end deployment on AWS EC2 with Nginx and automated deployments via GitHub Actions, reflecting full-stack operational capabilities.</w:t>
-      </w:r>
-    </w:p>
-    <w:p>
-      <w:pPr>
-        <w:spacing w:after="80"/>
-      </w:pPr>
-    </w:p>
-    <w:p>
-      <w:pPr>
-        <w:spacing w:after="60"/>
-      </w:pPr>
-      <w:r>
-        <w:rPr>
-          <w:sz w:val="22"/>
-          <w:szCs w:val="22"/>
-        </w:rPr>
-        <w:t xml:space="preserve">SentimentLens — ML Pipeline github.com/alexmorgan/sentimentlens</w:t>
-      </w:r>
-    </w:p>
-    <w:p>
-      <w:pPr>
-        <w:spacing w:after="60"/>
-      </w:pPr>
-      <w:r>
-        <w:rPr>
-          <w:sz w:val="22"/>
-          <w:szCs w:val="22"/>
-        </w:rPr>
-        <w:t xml:space="preserve">Developed a FastAPI endpoint for machine learning inference, containerized with Docker, showcasing backend API development skills applicable to full-stack features.</w:t>
-      </w:r>
-    </w:p>
-    <w:p>
-      <w:pPr>
-        <w:spacing w:after="60"/>
-      </w:pPr>
-      <w:r>
-        <w:rPr>
-          <w:sz w:val="22"/>
-          <w:szCs w:val="22"/>
-        </w:rPr>
-        <w:t xml:space="preserve">Trained a sentiment analysis model on 100K product reviews using PyTorch and HuggingFace Transformers, achieving an F1-score of 0.89.</w:t>
+        <w:t xml:space="preserve">JobTracker — Full Stack Web App  github.com/alexmorgan/jobtracker</w:t>
+      </w:r>
+    </w:p>
+    <w:p>
+      <w:pPr>
+        <w:spacing w:after="60"/>
+      </w:pPr>
+      <w:r>
+        <w:rPr>
+          <w:sz w:val="22"/>
+          <w:szCs w:val="22"/>
+        </w:rPr>
+        <w:t xml:space="preserve">*   Demonstrated end-to-end ownership by building a full-stack job application tracker from database schema design (PostgreSQL) through to pixel-perfect UI (React).</w:t>
+      </w:r>
+    </w:p>
+    <w:p>
+      <w:pPr>
+        <w:spacing w:after="60"/>
+      </w:pPr>
+      <w:r>
+        <w:rPr>
+          <w:sz w:val="22"/>
+          <w:szCs w:val="22"/>
+        </w:rPr>
+        <w:t xml:space="preserve">*   Independently implemented critical features including JWT-based authentication and role-based access control.</w:t>
+      </w:r>
+    </w:p>
+    <w:p>
+      <w:pPr>
+        <w:spacing w:after="60"/>
+      </w:pPr>
+      <w:r>
+        <w:rPr>
+          <w:sz w:val="22"/>
+          <w:szCs w:val="22"/>
+        </w:rPr>
+        <w:t xml:space="preserve">*   Owned the deployment process on AWS EC2 with Nginx, including automated deployments via GitHub Actions, showcasing full stack capabilities.</w:t>
+      </w:r>
+    </w:p>
+    <w:p>
+      <w:pPr>
+        <w:spacing w:after="80"/>
+      </w:pPr>
+    </w:p>
+    <w:p>
+      <w:pPr>
+        <w:spacing w:after="60"/>
+      </w:pPr>
+      <w:r>
+        <w:rPr>
+          <w:sz w:val="22"/>
+          <w:szCs w:val="22"/>
+        </w:rPr>
+        <w:t xml:space="preserve">SentimentLens — ML Pipeline  github.com/alexmorgan/sentimentlens</w:t>
+      </w:r>
+    </w:p>
+    <w:p>
+      <w:pPr>
+        <w:spacing w:after="60"/>
+      </w:pPr>
+      <w:r>
+        <w:rPr>
+          <w:sz w:val="22"/>
+          <w:szCs w:val="22"/>
+        </w:rPr>
+        <w:t xml:space="preserve">*   Developed a high-performance sentiment analysis model on 100K product reviews using PyTorch and HuggingFace Transformers, delivering impactful insights.</w:t>
+      </w:r>
+    </w:p>
+    <w:p>
+      <w:pPr>
+        <w:spacing w:after="60"/>
+      </w:pPr>
+      <w:r>
+        <w:rPr>
+          <w:sz w:val="22"/>
+          <w:szCs w:val="22"/>
+        </w:rPr>
+        <w:t xml:space="preserve">*   Took ownership of exposing model inference via an end-to-end FastAPI endpoint, robustly containerized with Docker.</w:t>
+      </w:r>
+    </w:p>
+    <w:p>
+      <w:pPr>
+        <w:spacing w:after="60"/>
+      </w:pPr>
+      <w:r>
+        <w:rPr>
+          <w:sz w:val="22"/>
+          <w:szCs w:val="22"/>
+        </w:rPr>
+        <w:t xml:space="preserve">*   Validated model performance, achieving an F1-score of 0.89 on the held-out test set.</w:t>
       </w:r>
     </w:p>
     <w:p>
@@ -545,19 +569,19 @@
           <w:sz w:val="22"/>
           <w:szCs w:val="22"/>
         </w:rPr>
-        <w:t xml:space="preserve">University of California, Berkeley — B.S. Computer Science</w:t>
-      </w:r>
-    </w:p>
-    <w:p>
-      <w:pPr>
-        <w:spacing w:after="60"/>
-      </w:pPr>
-      <w:r>
-        <w:rPr>
-          <w:sz w:val="22"/>
-          <w:szCs w:val="22"/>
-        </w:rPr>
-        <w:t xml:space="preserve">Graduated May 2024 | GPA: 3.7 / 4.0 | Dean's List (4 semesters)</w:t>
+        <w:t xml:space="preserve">University of California, Berkeley  —  B.S. Computer Science</w:t>
+      </w:r>
+    </w:p>
+    <w:p>
+      <w:pPr>
+        <w:spacing w:after="60"/>
+      </w:pPr>
+      <w:r>
+        <w:rPr>
+          <w:sz w:val="22"/>
+          <w:szCs w:val="22"/>
+        </w:rPr>
+        <w:t xml:space="preserve">Graduated May 2024  |  GPA: 3.7 / 4.0  |  Dean's List (4 semesters)</w:t>
       </w:r>
     </w:p>
     <w:p>
